--- a/Tailored_CVs/Shinoy_Jobgether_Senior_QA_Automation_Engineer.docx
+++ b/Tailored_CVs/Shinoy_Jobgether_Senior_QA_Automation_Engineer.docx
@@ -70,7 +70,7 @@
           <w:b w:val="0"/>
           <w:sz w:val="19"/>
         </w:rPr>
-        <w:t>QA Automation Engineer with over 8 years of experience building scalable test frameworks using Java Selenium and Playwright TypeScript for financial and payment systems. Adept at designing API-first test strategies, validating backend data with Oracle SQL, and integrating automated checks into CI/CD pipelines. I also streamline test generation processes using AI tools like Gemini Code Assist to improve overall testing efficiency.</w:t>
+        <w:t>QA Automation Engineer with over 8 years of experience protecting the reliability and scalability of critical payment flows and financial platforms. Proficient in building test automation frameworks using Playwright, Java Selenium, and RestAssured to handle complex REST APIs and backend services. Experienced in integrating quality gates into CI/CD pipelines and utilizing AI tools like Gemini Code Assist to streamline test generation. Currently based in the Netherlands with a…</w:t>
       </w:r>
     </w:p>
     <w:p>
@@ -288,7 +288,7 @@
           <w:b w:val="0"/>
           <w:sz w:val="18"/>
         </w:rPr>
-        <w:t>▸ Migrated a SeleniumJava framework to Playwright TypeScript for credit limit and rating analysis endtoend workflows, boosting execution efficiency by 20%.</w:t>
+        <w:t>▸ Migrated a SeleniumJava framework to Playwright TypeScript for credit limit and rating analysis endtoend workflows within a microservices architecture, boosting execution efficiency by 20%.</w:t>
       </w:r>
     </w:p>
     <w:p>
@@ -301,7 +301,7 @@
           <w:b w:val="0"/>
           <w:sz w:val="18"/>
         </w:rPr>
-        <w:t>▸ Designed and executed automated API test suites and validated complex backend datasets using Oracle SQL to ensure strict data integrity across financial transaction workflows.</w:t>
+        <w:t>▸ Executed complex Oracle SQL queries and automated REST API validation to ensure strict data integrity across backend financial workflows and transaction lifecycles.</w:t>
       </w:r>
     </w:p>
     <w:p>
